--- a/IA.docx
+++ b/IA.docx
@@ -1,6 +1,6 @@
 
 <file path=word/document.xml><?xml version="1.0" encoding="utf-8"?>
-<w:document xmlns:wpc="http://schemas.microsoft.com/office/word/2010/wordprocessingCanvas" xmlns:cx="http://schemas.microsoft.com/office/drawing/2014/chartex" xmlns:mc="http://schemas.openxmlformats.org/markup-compatibility/2006" xmlns:o="urn:schemas-microsoft-com:office:office" xmlns:r="http://schemas.openxmlformats.org/officeDocument/2006/relationships" xmlns:m="http://schemas.openxmlformats.org/officeDocument/2006/math" xmlns:v="urn:schemas-microsoft-com:vml" xmlns:wp14="http://schemas.microsoft.com/office/word/2010/wordprocessingDrawing" xmlns:wp="http://schemas.openxmlformats.org/drawingml/2006/wordprocessingDrawing" xmlns:w10="urn:schemas-microsoft-com:office:word" xmlns:w="http://schemas.openxmlformats.org/wordprocessingml/2006/main" xmlns:w14="http://schemas.microsoft.com/office/word/2010/wordml" xmlns:w15="http://schemas.microsoft.com/office/word/2012/wordml" xmlns:w16se="http://schemas.microsoft.com/office/word/2015/wordml/symex" xmlns:wpg="http://schemas.microsoft.com/office/word/2010/wordprocessingGroup" xmlns:wpi="http://schemas.microsoft.com/office/word/2010/wordprocessingInk" xmlns:wne="http://schemas.microsoft.com/office/word/2006/wordml" xmlns:wps="http://schemas.microsoft.com/office/word/2010/wordprocessingShape" mc:Ignorable="w14 w15 w16se wp14">
+<w:document xmlns:wpc="http://schemas.microsoft.com/office/word/2010/wordprocessingCanvas" xmlns:cx="http://schemas.microsoft.com/office/drawing/2014/chartex" xmlns:cx1="http://schemas.microsoft.com/office/drawing/2015/9/8/chartex" xmlns:cx2="http://schemas.microsoft.com/office/drawing/2015/10/21/chartex" xmlns:cx3="http://schemas.microsoft.com/office/drawing/2016/5/9/chartex" xmlns:cx4="http://schemas.microsoft.com/office/drawing/2016/5/10/chartex" xmlns:cx5="http://schemas.microsoft.com/office/drawing/2016/5/11/chartex" xmlns:cx6="http://schemas.microsoft.com/office/drawing/2016/5/12/chartex" xmlns:cx7="http://schemas.microsoft.com/office/drawing/2016/5/13/chartex" xmlns:cx8="http://schemas.microsoft.com/office/drawing/2016/5/14/chartex" xmlns:mc="http://schemas.openxmlformats.org/markup-compatibility/2006" xmlns:aink="http://schemas.microsoft.com/office/drawing/2016/ink" xmlns:am3d="http://schemas.microsoft.com/office/drawing/2017/model3d" xmlns:o="urn:schemas-microsoft-com:office:office" xmlns:oel="http://schemas.microsoft.com/office/2019/extlst" xmlns:r="http://schemas.openxmlformats.org/officeDocument/2006/relationships" xmlns:m="http://schemas.openxmlformats.org/officeDocument/2006/math" xmlns:v="urn:schemas-microsoft-com:vml" xmlns:wp14="http://schemas.microsoft.com/office/word/2010/wordprocessingDrawing" xmlns:wp="http://schemas.openxmlformats.org/drawingml/2006/wordprocessingDrawing" xmlns:w10="urn:schemas-microsoft-com:office:word" xmlns:w="http://schemas.openxmlformats.org/wordprocessingml/2006/main" xmlns:w14="http://schemas.microsoft.com/office/word/2010/wordml" xmlns:w15="http://schemas.microsoft.com/office/word/2012/wordml" xmlns:w16cex="http://schemas.microsoft.com/office/word/2018/wordml/cex" xmlns:w16cid="http://schemas.microsoft.com/office/word/2016/wordml/cid" xmlns:w16="http://schemas.microsoft.com/office/word/2018/wordml" xmlns:w16du="http://schemas.microsoft.com/office/word/2023/wordml/word16du" xmlns:w16sdtdh="http://schemas.microsoft.com/office/word/2020/wordml/sdtdatahash" xmlns:w16sdtfl="http://schemas.microsoft.com/office/word/2024/wordml/sdtformatlock" xmlns:w16se="http://schemas.microsoft.com/office/word/2015/wordml/symex" xmlns:wpg="http://schemas.microsoft.com/office/word/2010/wordprocessingGroup" xmlns:wpi="http://schemas.microsoft.com/office/word/2010/wordprocessingInk" xmlns:wne="http://schemas.microsoft.com/office/word/2006/wordml" xmlns:wps="http://schemas.microsoft.com/office/word/2010/wordprocessingShape" mc:Ignorable="w14 w15 w16se w16cid w16 w16cex w16sdtdh w16sdtfl w16du wp14">
   <w:body>
     <w:p>
       <w:pPr>
@@ -1290,25 +1290,7 @@
           <w:sz w:val="24"/>
           <w:szCs w:val="24"/>
         </w:rPr>
-        <w:t xml:space="preserve">Uma pergunta (qual é </w:t>
-      </w:r>
-      <w:proofErr w:type="gramStart"/>
-      <w:r>
-        <w:rPr>
-          <w:rFonts w:ascii="Times New Roman" w:hAnsi="Times New Roman" w:cs="Times New Roman"/>
-          <w:sz w:val="24"/>
-          <w:szCs w:val="24"/>
-        </w:rPr>
-        <w:t>a...</w:t>
-      </w:r>
-      <w:proofErr w:type="gramEnd"/>
-      <w:r>
-        <w:rPr>
-          <w:rFonts w:ascii="Times New Roman" w:hAnsi="Times New Roman" w:cs="Times New Roman"/>
-          <w:sz w:val="24"/>
-          <w:szCs w:val="24"/>
-        </w:rPr>
-        <w:t>?).</w:t>
+        <w:t>Uma pergunta (qual é a...?).</w:t>
       </w:r>
     </w:p>
     <w:p>
@@ -1682,25 +1664,7 @@
           <w:sz w:val="24"/>
           <w:szCs w:val="24"/>
         </w:rPr>
-        <w:t>SEO é a sigla para </w:t>
-      </w:r>
-      <w:proofErr w:type="spellStart"/>
-      <w:r>
-        <w:rPr>
-          <w:rFonts w:ascii="Times New Roman" w:hAnsi="Times New Roman" w:cs="Times New Roman"/>
-          <w:sz w:val="24"/>
-          <w:szCs w:val="24"/>
-        </w:rPr>
-        <w:t>Search</w:t>
-      </w:r>
-      <w:proofErr w:type="spellEnd"/>
-      <w:r>
-        <w:rPr>
-          <w:rFonts w:ascii="Times New Roman" w:hAnsi="Times New Roman" w:cs="Times New Roman"/>
-          <w:sz w:val="24"/>
-          <w:szCs w:val="24"/>
-        </w:rPr>
-        <w:t xml:space="preserve"> </w:t>
+        <w:t xml:space="preserve">SEO é a sigla para Search </w:t>
       </w:r>
       <w:proofErr w:type="spellStart"/>
       <w:r>
@@ -1927,7 +1891,7 @@
           <w:sz w:val="24"/>
           <w:szCs w:val="24"/>
         </w:rPr>
-        <w:t xml:space="preserve">“De agora em diante, você é um </w:t>
+        <w:t xml:space="preserve">“De agora em diante, você é um nutrólogo especialista em </w:t>
       </w:r>
       <w:proofErr w:type="spellStart"/>
       <w:r>
@@ -1936,7 +1900,7 @@
           <w:sz w:val="24"/>
           <w:szCs w:val="24"/>
         </w:rPr>
-        <w:t>nutrólogo</w:t>
+        <w:t>emagrecimentp</w:t>
       </w:r>
       <w:proofErr w:type="spellEnd"/>
       <w:r>
@@ -1945,24 +1909,6 @@
           <w:sz w:val="24"/>
           <w:szCs w:val="24"/>
         </w:rPr>
-        <w:t xml:space="preserve"> especialista em </w:t>
-      </w:r>
-      <w:proofErr w:type="spellStart"/>
-      <w:r>
-        <w:rPr>
-          <w:rFonts w:ascii="Times New Roman" w:hAnsi="Times New Roman" w:cs="Times New Roman"/>
-          <w:sz w:val="24"/>
-          <w:szCs w:val="24"/>
-        </w:rPr>
-        <w:t>emagrecimentp</w:t>
-      </w:r>
-      <w:proofErr w:type="spellEnd"/>
-      <w:r>
-        <w:rPr>
-          <w:rFonts w:ascii="Times New Roman" w:hAnsi="Times New Roman" w:cs="Times New Roman"/>
-          <w:sz w:val="24"/>
-          <w:szCs w:val="24"/>
-        </w:rPr>
         <w:t xml:space="preserve"> com mais de 20 anos de experiência e já tratou milhares de pacientes. Me atualize sobre as últimas notícias, medicamentos e artigos científicos sobre emagrecimento</w:t>
       </w:r>
       <w:r>
@@ -1997,7 +1943,7 @@
           <w:sz w:val="24"/>
           <w:szCs w:val="24"/>
         </w:rPr>
-        <w:t xml:space="preserve">“De agora em diante, você é um ...  </w:t>
+        <w:t xml:space="preserve">“De agora em diante, você é um ...  especialista em ....  com mais de 20 anos de experiência e </w:t>
       </w:r>
       <w:proofErr w:type="gramStart"/>
       <w:r>
@@ -2006,7 +1952,7 @@
           <w:sz w:val="24"/>
           <w:szCs w:val="24"/>
         </w:rPr>
-        <w:t>especialista</w:t>
+        <w:t>já,...</w:t>
       </w:r>
       <w:proofErr w:type="gramEnd"/>
       <w:r>
@@ -2015,43 +1961,7 @@
           <w:sz w:val="24"/>
           <w:szCs w:val="24"/>
         </w:rPr>
-        <w:t xml:space="preserve"> em ....  </w:t>
-      </w:r>
-      <w:proofErr w:type="gramStart"/>
-      <w:r>
-        <w:rPr>
-          <w:rFonts w:ascii="Times New Roman" w:hAnsi="Times New Roman" w:cs="Times New Roman"/>
-          <w:sz w:val="24"/>
-          <w:szCs w:val="24"/>
-        </w:rPr>
-        <w:t>com</w:t>
-      </w:r>
-      <w:proofErr w:type="gramEnd"/>
-      <w:r>
-        <w:rPr>
-          <w:rFonts w:ascii="Times New Roman" w:hAnsi="Times New Roman" w:cs="Times New Roman"/>
-          <w:sz w:val="24"/>
-          <w:szCs w:val="24"/>
-        </w:rPr>
-        <w:t xml:space="preserve"> mais de 20 anos de experiência e já,.... </w:t>
-      </w:r>
-      <w:proofErr w:type="gramStart"/>
-      <w:r>
-        <w:rPr>
-          <w:rFonts w:ascii="Times New Roman" w:hAnsi="Times New Roman" w:cs="Times New Roman"/>
-          <w:sz w:val="24"/>
-          <w:szCs w:val="24"/>
-        </w:rPr>
-        <w:t>em</w:t>
-      </w:r>
-      <w:proofErr w:type="gramEnd"/>
-      <w:r>
-        <w:rPr>
-          <w:rFonts w:ascii="Times New Roman" w:hAnsi="Times New Roman" w:cs="Times New Roman"/>
-          <w:sz w:val="24"/>
-          <w:szCs w:val="24"/>
-        </w:rPr>
-        <w:t xml:space="preserve"> milhares de casos. Me atualize sobre as últimas notícias ....</w:t>
+        <w:t>. em milhares de casos. Me atualize sobre as últimas notícias ....</w:t>
       </w:r>
       <w:r>
         <w:rPr>
@@ -2183,7 +2093,253 @@
           <w:sz w:val="24"/>
           <w:szCs w:val="24"/>
         </w:rPr>
-        <w:t xml:space="preserve">“De agora em diante, você é um programador sênior de PHP. Escreva o código em PHP que imprima um calendário com todos os dias de um mês levando em consideração ao dia da semana. Escreva em forma de função que receba os parâmetros de mês e </w:t>
+        <w:t>“De agora em diante, você é um programador sênior de PHP. Escreva o código em PHP que imprima um calendário com todos os dias de um mês levando em consideração ao dia da semana. Escreva em forma de função que receba os parâmetros de mês e ano.”</w:t>
+      </w:r>
+    </w:p>
+    <w:p>
+      <w:pPr>
+        <w:jc w:val="both"/>
+        <w:rPr>
+          <w:rFonts w:ascii="Times New Roman" w:hAnsi="Times New Roman" w:cs="Times New Roman"/>
+          <w:sz w:val="24"/>
+          <w:szCs w:val="24"/>
+        </w:rPr>
+      </w:pPr>
+      <w:r>
+        <w:rPr>
+          <w:rFonts w:ascii="Times New Roman" w:hAnsi="Times New Roman" w:cs="Times New Roman"/>
+          <w:sz w:val="24"/>
+          <w:szCs w:val="24"/>
+        </w:rPr>
+        <w:t xml:space="preserve">“De agora em diante, você é um programador sênior de PHP. Escreva o código em PHP contendo um </w:t>
+      </w:r>
+      <w:proofErr w:type="spellStart"/>
+      <w:r>
+        <w:rPr>
+          <w:rFonts w:ascii="Times New Roman" w:hAnsi="Times New Roman" w:cs="Times New Roman"/>
+          <w:sz w:val="24"/>
+          <w:szCs w:val="24"/>
+        </w:rPr>
+        <w:t>array</w:t>
+      </w:r>
+      <w:proofErr w:type="spellEnd"/>
+      <w:r>
+        <w:rPr>
+          <w:rFonts w:ascii="Times New Roman" w:hAnsi="Times New Roman" w:cs="Times New Roman"/>
+          <w:sz w:val="24"/>
+          <w:szCs w:val="24"/>
+        </w:rPr>
+        <w:t xml:space="preserve"> com o conteúdo em ordem crescente com todos os itens abaixo: Departamento </w:t>
+      </w:r>
+      <w:proofErr w:type="spellStart"/>
+      <w:r>
+        <w:rPr>
+          <w:rFonts w:ascii="Times New Roman" w:hAnsi="Times New Roman" w:cs="Times New Roman"/>
+          <w:sz w:val="24"/>
+          <w:szCs w:val="24"/>
+        </w:rPr>
+        <w:t>fincaneiro</w:t>
+      </w:r>
+      <w:proofErr w:type="spellEnd"/>
+      <w:r>
+        <w:rPr>
+          <w:rFonts w:ascii="Times New Roman" w:hAnsi="Times New Roman" w:cs="Times New Roman"/>
+          <w:sz w:val="24"/>
+          <w:szCs w:val="24"/>
+        </w:rPr>
+        <w:t>, Departamento de RH,</w:t>
+      </w:r>
+      <w:r>
+        <w:rPr>
+          <w:rFonts w:ascii="Times New Roman" w:hAnsi="Times New Roman" w:cs="Times New Roman"/>
+          <w:sz w:val="24"/>
+          <w:szCs w:val="24"/>
+        </w:rPr>
+        <w:t xml:space="preserve"> </w:t>
+      </w:r>
+      <w:r>
+        <w:rPr>
+          <w:rFonts w:ascii="Times New Roman" w:hAnsi="Times New Roman" w:cs="Times New Roman"/>
+          <w:sz w:val="24"/>
+          <w:szCs w:val="24"/>
+        </w:rPr>
+        <w:t>Departamento de atendimento, Departamento administrativo e Departamento de manutenção.”</w:t>
+      </w:r>
+    </w:p>
+    <w:p>
+      <w:pPr>
+        <w:jc w:val="both"/>
+        <w:rPr>
+          <w:rFonts w:ascii="Times New Roman" w:hAnsi="Times New Roman" w:cs="Times New Roman"/>
+          <w:sz w:val="24"/>
+          <w:szCs w:val="24"/>
+        </w:rPr>
+      </w:pPr>
+      <w:r>
+        <w:rPr>
+          <w:rFonts w:ascii="Times New Roman" w:hAnsi="Times New Roman" w:cs="Times New Roman"/>
+          <w:sz w:val="24"/>
+          <w:szCs w:val="24"/>
+        </w:rPr>
+        <w:t xml:space="preserve">“De agora em diante, você é um programador sênior de PHP e </w:t>
+      </w:r>
+      <w:proofErr w:type="spellStart"/>
+      <w:r>
+        <w:rPr>
+          <w:rFonts w:ascii="Times New Roman" w:hAnsi="Times New Roman" w:cs="Times New Roman"/>
+          <w:sz w:val="24"/>
+          <w:szCs w:val="24"/>
+        </w:rPr>
+        <w:t>JavaScript</w:t>
+      </w:r>
+      <w:proofErr w:type="spellEnd"/>
+      <w:r>
+        <w:rPr>
+          <w:rFonts w:ascii="Times New Roman" w:hAnsi="Times New Roman" w:cs="Times New Roman"/>
+          <w:sz w:val="24"/>
+          <w:szCs w:val="24"/>
+        </w:rPr>
+        <w:t xml:space="preserve">. Converta o código abaixo de PHP para </w:t>
+      </w:r>
+      <w:proofErr w:type="spellStart"/>
+      <w:r>
+        <w:rPr>
+          <w:rFonts w:ascii="Times New Roman" w:hAnsi="Times New Roman" w:cs="Times New Roman"/>
+          <w:sz w:val="24"/>
+          <w:szCs w:val="24"/>
+        </w:rPr>
+        <w:t>JavaScript</w:t>
+      </w:r>
+      <w:proofErr w:type="spellEnd"/>
+      <w:r>
+        <w:rPr>
+          <w:rFonts w:ascii="Times New Roman" w:hAnsi="Times New Roman" w:cs="Times New Roman"/>
+          <w:sz w:val="24"/>
+          <w:szCs w:val="24"/>
+        </w:rPr>
+        <w:t>...”</w:t>
+      </w:r>
+    </w:p>
+    <w:p>
+      <w:pPr>
+        <w:jc w:val="both"/>
+        <w:rPr>
+          <w:rFonts w:ascii="Times New Roman" w:hAnsi="Times New Roman" w:cs="Times New Roman"/>
+          <w:sz w:val="24"/>
+          <w:szCs w:val="24"/>
+        </w:rPr>
+      </w:pPr>
+      <w:r>
+        <w:rPr>
+          <w:rFonts w:ascii="Times New Roman" w:hAnsi="Times New Roman" w:cs="Times New Roman"/>
+          <w:sz w:val="24"/>
+          <w:szCs w:val="24"/>
+        </w:rPr>
+        <w:t>“</w:t>
+      </w:r>
+      <w:r>
+        <w:rPr>
+          <w:rFonts w:ascii="Times New Roman" w:hAnsi="Times New Roman" w:cs="Times New Roman"/>
+          <w:sz w:val="24"/>
+          <w:szCs w:val="24"/>
+        </w:rPr>
+        <w:t xml:space="preserve">De agora em diante você é um especialista em TI. Eu sou um gerente de TI de uma empresa de desenvolvimento de software. Um de nossos clientes encomendou o desenvolvimento de projeto de site de venda de veículos usados. Que linguagem de programação e banco de dados devo usar no projeto? Quais ferramentas open </w:t>
+      </w:r>
+      <w:proofErr w:type="spellStart"/>
+      <w:r>
+        <w:rPr>
+          <w:rFonts w:ascii="Times New Roman" w:hAnsi="Times New Roman" w:cs="Times New Roman"/>
+          <w:sz w:val="24"/>
+          <w:szCs w:val="24"/>
+        </w:rPr>
+        <w:t>source</w:t>
+      </w:r>
+      <w:proofErr w:type="spellEnd"/>
+      <w:r>
+        <w:rPr>
+          <w:rFonts w:ascii="Times New Roman" w:hAnsi="Times New Roman" w:cs="Times New Roman"/>
+          <w:sz w:val="24"/>
+          <w:szCs w:val="24"/>
+        </w:rPr>
+        <w:t xml:space="preserve">, temas e plugins posso usar para este projeto? Quais as habilidades técnicas a equipe envolvida no projeto precisa ter? Que tipo de fornecedor de serviços vou precisar? Que </w:t>
+      </w:r>
+      <w:r>
+        <w:rPr>
+          <w:rFonts w:ascii="Times New Roman" w:hAnsi="Times New Roman" w:cs="Times New Roman"/>
+          <w:sz w:val="24"/>
+          <w:szCs w:val="24"/>
+        </w:rPr>
+        <w:t>outras coisas ou ferramentas devo adicionar no projeto?”</w:t>
+      </w:r>
+    </w:p>
+    <w:p>
+      <w:pPr>
+        <w:jc w:val="both"/>
+        <w:rPr>
+          <w:rFonts w:ascii="Times New Roman" w:hAnsi="Times New Roman" w:cs="Times New Roman"/>
+          <w:sz w:val="24"/>
+          <w:szCs w:val="24"/>
+        </w:rPr>
+      </w:pPr>
+      <w:r>
+        <w:rPr>
+          <w:rFonts w:ascii="Times New Roman" w:hAnsi="Times New Roman" w:cs="Times New Roman"/>
+          <w:sz w:val="24"/>
+          <w:szCs w:val="24"/>
+        </w:rPr>
+        <w:t>“De agora em diante você é um especialista em salão de beleza. Estou montando um salão de beleza e preciso que você me ajude a montar o planejamento deste negócio. Preciso de ideias de nome e logo, que tipo móveis e equipamentos devo comprar incluindo a quantidade, que tipo de profissionais devo contratar, como faço para divulgar esse negócio, documentos, autorizações e tudo mais que você achar necessário. Pretendo oferecer os serviços de manicure, corte e coloração de cabelos.”</w:t>
+      </w:r>
+    </w:p>
+    <w:p>
+      <w:pPr>
+        <w:jc w:val="both"/>
+        <w:rPr>
+          <w:rFonts w:ascii="Times New Roman" w:hAnsi="Times New Roman" w:cs="Times New Roman"/>
+          <w:sz w:val="24"/>
+          <w:szCs w:val="24"/>
+        </w:rPr>
+      </w:pPr>
+      <w:r>
+        <w:rPr>
+          <w:rFonts w:ascii="Times New Roman" w:hAnsi="Times New Roman" w:cs="Times New Roman"/>
+          <w:sz w:val="24"/>
+          <w:szCs w:val="24"/>
+        </w:rPr>
+        <w:t>PROMPT marketing:</w:t>
+      </w:r>
+    </w:p>
+    <w:p>
+      <w:pPr>
+        <w:jc w:val="both"/>
+        <w:rPr>
+          <w:rFonts w:ascii="Times New Roman" w:hAnsi="Times New Roman" w:cs="Times New Roman"/>
+          <w:sz w:val="24"/>
+          <w:szCs w:val="24"/>
+        </w:rPr>
+      </w:pPr>
+      <w:r>
+        <w:rPr>
+          <w:rFonts w:ascii="Times New Roman" w:hAnsi="Times New Roman" w:cs="Times New Roman"/>
+          <w:sz w:val="24"/>
+          <w:szCs w:val="24"/>
+        </w:rPr>
+        <w:t>Passe a se comportar como um profissional de marketing digital especializado em estratégias de conteúdo, SEO, e campanhas em redes sociais. Seu papel é fornecer respostas detalhadas e orientadas para ajudar no planejamento e execução de estratégias de marketing eficientes. Você possui experiência em marketing de conteúdo, branding, análise de métricas, e otimização de campanhas. Além disso, você é capaz de adaptar suas respostas para diferentes níveis de conhecimento, explicando conceitos complexos de forma acessível ou aprofundando-se tecnicamente, conforme a necessidade. Mantenha um tom amigável e colaborativo, fornecendo conselhos práticos e exemplos reais quando necessário. Nas interações futuras, ajuste o seu tom e nível de detalhe conforme as informações específicas dos próximos prompts fornecidos pelo usuário</w:t>
+      </w:r>
+      <w:r>
+        <w:rPr>
+          <w:rFonts w:ascii="Times New Roman" w:hAnsi="Times New Roman" w:cs="Times New Roman"/>
+          <w:sz w:val="24"/>
+          <w:szCs w:val="24"/>
+        </w:rPr>
+        <w:t>.</w:t>
+      </w:r>
+      <w:r>
+        <w:rPr>
+          <w:rFonts w:ascii="Times New Roman" w:hAnsi="Times New Roman" w:cs="Times New Roman"/>
+          <w:sz w:val="24"/>
+          <w:szCs w:val="24"/>
+        </w:rPr>
+        <w:t xml:space="preserve"> Se você entendeu fale apenas </w:t>
       </w:r>
       <w:proofErr w:type="gramStart"/>
       <w:r>
@@ -2192,7 +2348,7 @@
           <w:sz w:val="24"/>
           <w:szCs w:val="24"/>
         </w:rPr>
-        <w:t>ano.”</w:t>
+        <w:t>sim!.</w:t>
       </w:r>
       <w:proofErr w:type="gramEnd"/>
     </w:p>
@@ -2208,62 +2364,336 @@
       <w:r>
         <w:rPr>
           <w:rFonts w:ascii="Times New Roman" w:hAnsi="Times New Roman" w:cs="Times New Roman"/>
-          <w:sz w:val="24"/>
-          <w:szCs w:val="24"/>
-        </w:rPr>
-        <w:t xml:space="preserve">“De agora em diante, você é um programador sênior de PHP. Escreva o código em PHP contendo um </w:t>
-      </w:r>
-      <w:proofErr w:type="spellStart"/>
-      <w:r>
-        <w:rPr>
-          <w:rFonts w:ascii="Times New Roman" w:hAnsi="Times New Roman" w:cs="Times New Roman"/>
-          <w:sz w:val="24"/>
-          <w:szCs w:val="24"/>
-        </w:rPr>
-        <w:t>array</w:t>
-      </w:r>
-      <w:proofErr w:type="spellEnd"/>
-      <w:r>
-        <w:rPr>
-          <w:rFonts w:ascii="Times New Roman" w:hAnsi="Times New Roman" w:cs="Times New Roman"/>
-          <w:sz w:val="24"/>
-          <w:szCs w:val="24"/>
-        </w:rPr>
-        <w:t xml:space="preserve"> com o conteúdo em ordem crescente com todos os itens abaixo: Departamento </w:t>
-      </w:r>
-      <w:proofErr w:type="spellStart"/>
-      <w:r>
-        <w:rPr>
-          <w:rFonts w:ascii="Times New Roman" w:hAnsi="Times New Roman" w:cs="Times New Roman"/>
-          <w:sz w:val="24"/>
-          <w:szCs w:val="24"/>
-        </w:rPr>
-        <w:t>fincaneiro</w:t>
-      </w:r>
-      <w:proofErr w:type="spellEnd"/>
-      <w:r>
-        <w:rPr>
-          <w:rFonts w:ascii="Times New Roman" w:hAnsi="Times New Roman" w:cs="Times New Roman"/>
-          <w:sz w:val="24"/>
-          <w:szCs w:val="24"/>
-        </w:rPr>
-        <w:t>, Departamento de RH,</w:t>
-      </w:r>
-      <w:r>
-        <w:rPr>
-          <w:rFonts w:ascii="Times New Roman" w:hAnsi="Times New Roman" w:cs="Times New Roman"/>
-          <w:sz w:val="24"/>
-          <w:szCs w:val="24"/>
-        </w:rPr>
-        <w:t xml:space="preserve"> </w:t>
-      </w:r>
-      <w:r>
-        <w:rPr>
-          <w:rFonts w:ascii="Times New Roman" w:hAnsi="Times New Roman" w:cs="Times New Roman"/>
-          <w:sz w:val="24"/>
-          <w:szCs w:val="24"/>
-        </w:rPr>
-        <w:t xml:space="preserve">Departamento de atendimento, Departamento administrativo e Departamento de </w:t>
+          <w:b/>
+          <w:bCs/>
+          <w:sz w:val="24"/>
+          <w:szCs w:val="24"/>
+        </w:rPr>
+        <w:lastRenderedPageBreak/>
+        <w:t>Método ACR</w:t>
+      </w:r>
+      <w:r>
+        <w:rPr>
+          <w:rFonts w:ascii="Times New Roman" w:hAnsi="Times New Roman" w:cs="Times New Roman"/>
+          <w:sz w:val="24"/>
+          <w:szCs w:val="24"/>
+        </w:rPr>
+        <w:t>:</w:t>
+      </w:r>
+    </w:p>
+    <w:p>
+      <w:pPr>
+        <w:jc w:val="both"/>
+        <w:rPr>
+          <w:rFonts w:ascii="Times New Roman" w:hAnsi="Times New Roman" w:cs="Times New Roman"/>
+          <w:sz w:val="24"/>
+          <w:szCs w:val="24"/>
+        </w:rPr>
+      </w:pPr>
+      <w:r>
+        <w:rPr>
+          <w:rFonts w:ascii="Times New Roman" w:hAnsi="Times New Roman" w:cs="Times New Roman"/>
+          <w:sz w:val="24"/>
+          <w:szCs w:val="24"/>
+        </w:rPr>
+        <w:t xml:space="preserve"># Objetivo Extrair tudo o que encontrar no arquivo anexo a este prompt sobe o **tema**, organizando-o de forma detalhada e estruturada. Chamaremos o conteúdo gerado de ‘BASE DE CONHECIMENTO’. </w:t>
+      </w:r>
+      <w:hyperlink r:id="rId5" w:history="1">
+        <w:r>
+          <w:rPr>
+            <w:rStyle w:val="Hyperlink"/>
+            <w:rFonts w:ascii="Times New Roman" w:hAnsi="Times New Roman" w:cs="Times New Roman"/>
+            <w:sz w:val="24"/>
+            <w:szCs w:val="24"/>
+          </w:rPr>
+          <w:t>#Instruções</w:t>
+        </w:r>
+      </w:hyperlink>
+      <w:r>
+        <w:rPr>
+          <w:rFonts w:ascii="Times New Roman" w:hAnsi="Times New Roman" w:cs="Times New Roman"/>
+          <w:sz w:val="24"/>
+          <w:szCs w:val="24"/>
+        </w:rPr>
+        <w:t xml:space="preserve"> e Ações </w:t>
+      </w:r>
+    </w:p>
+    <w:p>
+      <w:pPr>
+        <w:jc w:val="both"/>
+        <w:rPr>
+          <w:rFonts w:ascii="Times New Roman" w:hAnsi="Times New Roman" w:cs="Times New Roman"/>
+          <w:sz w:val="24"/>
+          <w:szCs w:val="24"/>
+        </w:rPr>
+      </w:pPr>
+      <w:r>
+        <w:rPr>
+          <w:rFonts w:ascii="Times New Roman" w:hAnsi="Times New Roman" w:cs="Times New Roman"/>
+          <w:sz w:val="24"/>
+          <w:szCs w:val="24"/>
+        </w:rPr>
+        <w:t xml:space="preserve">## 1. Papel e Contexto </w:t>
+      </w:r>
+    </w:p>
+    <w:p>
+      <w:pPr>
+        <w:jc w:val="both"/>
+        <w:rPr>
+          <w:rFonts w:ascii="Times New Roman" w:hAnsi="Times New Roman" w:cs="Times New Roman"/>
+          <w:sz w:val="24"/>
+          <w:szCs w:val="24"/>
+        </w:rPr>
+      </w:pPr>
+      <w:r>
+        <w:rPr>
+          <w:rFonts w:ascii="Times New Roman" w:hAnsi="Times New Roman" w:cs="Times New Roman"/>
+          <w:sz w:val="24"/>
+          <w:szCs w:val="24"/>
+        </w:rPr>
+        <w:t xml:space="preserve">- Atue como um especialista e extração de conteúdo, focando em capturar tudo sobre o **tema**, sem omissões. </w:t>
+      </w:r>
+    </w:p>
+    <w:p>
+      <w:pPr>
+        <w:jc w:val="both"/>
+        <w:rPr>
+          <w:rFonts w:ascii="Times New Roman" w:hAnsi="Times New Roman" w:cs="Times New Roman"/>
+          <w:sz w:val="24"/>
+          <w:szCs w:val="24"/>
+        </w:rPr>
+      </w:pPr>
+      <w:r>
+        <w:rPr>
+          <w:rFonts w:ascii="Times New Roman" w:hAnsi="Times New Roman" w:cs="Times New Roman"/>
+          <w:sz w:val="24"/>
+          <w:szCs w:val="24"/>
+        </w:rPr>
+        <w:t xml:space="preserve">## 2. Conteúdo </w:t>
+      </w:r>
+    </w:p>
+    <w:p>
+      <w:pPr>
+        <w:jc w:val="both"/>
+        <w:rPr>
+          <w:rFonts w:ascii="Times New Roman" w:hAnsi="Times New Roman" w:cs="Times New Roman"/>
+          <w:sz w:val="24"/>
+          <w:szCs w:val="24"/>
+        </w:rPr>
+      </w:pPr>
+      <w:r>
+        <w:rPr>
+          <w:rFonts w:ascii="Times New Roman" w:hAnsi="Times New Roman" w:cs="Times New Roman"/>
+          <w:sz w:val="24"/>
+          <w:szCs w:val="24"/>
+        </w:rPr>
+        <w:t xml:space="preserve">- Extraia tudo sobre o **tema**, incluindo listas, tabelas, parágrafos e quaisquer outros elementos relevantes. </w:t>
+      </w:r>
+    </w:p>
+    <w:p>
+      <w:pPr>
+        <w:jc w:val="both"/>
+        <w:rPr>
+          <w:rFonts w:ascii="Times New Roman" w:hAnsi="Times New Roman" w:cs="Times New Roman"/>
+          <w:sz w:val="24"/>
+          <w:szCs w:val="24"/>
+        </w:rPr>
+      </w:pPr>
+      <w:r>
+        <w:rPr>
+          <w:rFonts w:ascii="Times New Roman" w:hAnsi="Times New Roman" w:cs="Times New Roman"/>
+          <w:sz w:val="24"/>
+          <w:szCs w:val="24"/>
+        </w:rPr>
+        <w:t>- Garanta que todo o conteúdo seja produzido fielmente e depois organizado para facilitar o seu uso e entendimento.</w:t>
+      </w:r>
+    </w:p>
+    <w:p>
+      <w:pPr>
+        <w:jc w:val="both"/>
+        <w:rPr>
+          <w:rFonts w:ascii="Times New Roman" w:hAnsi="Times New Roman" w:cs="Times New Roman"/>
+          <w:sz w:val="24"/>
+          <w:szCs w:val="24"/>
+        </w:rPr>
+      </w:pPr>
+      <w:r>
+        <w:rPr>
+          <w:rFonts w:ascii="Times New Roman" w:hAnsi="Times New Roman" w:cs="Times New Roman"/>
+          <w:sz w:val="24"/>
+          <w:szCs w:val="24"/>
+        </w:rPr>
+        <w:t xml:space="preserve"> - Certifique-se de que o conteúdo seja apresentado de forma clara e consistente. </w:t>
+      </w:r>
+    </w:p>
+    <w:p>
+      <w:pPr>
+        <w:jc w:val="both"/>
+        <w:rPr>
+          <w:rFonts w:ascii="Times New Roman" w:hAnsi="Times New Roman" w:cs="Times New Roman"/>
+          <w:sz w:val="24"/>
+          <w:szCs w:val="24"/>
+        </w:rPr>
+      </w:pPr>
+      <w:r>
+        <w:rPr>
+          <w:rFonts w:ascii="Times New Roman" w:hAnsi="Times New Roman" w:cs="Times New Roman"/>
+          <w:sz w:val="24"/>
+          <w:szCs w:val="24"/>
+        </w:rPr>
+        <w:t>- Gere o conteúdo de forma mais expandida possível considerando apenas os textos retirados do arquivo.</w:t>
+      </w:r>
+    </w:p>
+    <w:p>
+      <w:pPr>
+        <w:jc w:val="both"/>
+        <w:rPr>
+          <w:rFonts w:ascii="Times New Roman" w:hAnsi="Times New Roman" w:cs="Times New Roman"/>
+          <w:sz w:val="24"/>
+          <w:szCs w:val="24"/>
+        </w:rPr>
+      </w:pPr>
+      <w:r>
+        <w:rPr>
+          <w:rFonts w:ascii="Times New Roman" w:hAnsi="Times New Roman" w:cs="Times New Roman"/>
+          <w:sz w:val="24"/>
+          <w:szCs w:val="24"/>
+        </w:rPr>
+        <w:t xml:space="preserve">- Aplique pontuação, correções de ortografia e de gramática se necessário. </w:t>
+      </w:r>
+    </w:p>
+    <w:p>
+      <w:pPr>
+        <w:jc w:val="both"/>
+        <w:rPr>
+          <w:rFonts w:ascii="Times New Roman" w:hAnsi="Times New Roman" w:cs="Times New Roman"/>
+          <w:sz w:val="24"/>
+          <w:szCs w:val="24"/>
+        </w:rPr>
+      </w:pPr>
+      <w:r>
+        <w:rPr>
+          <w:rFonts w:ascii="Times New Roman" w:hAnsi="Times New Roman" w:cs="Times New Roman"/>
+          <w:sz w:val="24"/>
+          <w:szCs w:val="24"/>
+        </w:rPr>
+        <w:t xml:space="preserve">- </w:t>
+      </w:r>
+      <w:r>
+        <w:rPr>
+          <w:rFonts w:ascii="Times New Roman" w:hAnsi="Times New Roman" w:cs="Times New Roman"/>
+          <w:sz w:val="24"/>
+          <w:szCs w:val="24"/>
+        </w:rPr>
+        <w:t>Numere os títulos da ‘BASE DE CONHECIMENTO’ pois eu poso pedir para desenvolver melhor determinado título.</w:t>
+      </w:r>
+    </w:p>
+    <w:p>
+      <w:pPr>
+        <w:jc w:val="both"/>
+        <w:rPr>
+          <w:rFonts w:ascii="Times New Roman" w:hAnsi="Times New Roman" w:cs="Times New Roman"/>
+          <w:sz w:val="24"/>
+          <w:szCs w:val="24"/>
+        </w:rPr>
+      </w:pPr>
+      <w:r>
+        <w:rPr>
+          <w:rFonts w:ascii="Times New Roman" w:hAnsi="Times New Roman" w:cs="Times New Roman"/>
+          <w:sz w:val="24"/>
+          <w:szCs w:val="24"/>
+        </w:rPr>
+        <w:t xml:space="preserve"># Tema </w:t>
+      </w:r>
+    </w:p>
+    <w:p>
+      <w:pPr>
+        <w:jc w:val="both"/>
+        <w:rPr>
+          <w:rFonts w:ascii="Times New Roman" w:hAnsi="Times New Roman" w:cs="Times New Roman"/>
+          <w:sz w:val="24"/>
+          <w:szCs w:val="24"/>
+        </w:rPr>
+      </w:pPr>
+      <w:r>
+        <w:rPr>
+          <w:rFonts w:ascii="Times New Roman" w:hAnsi="Times New Roman" w:cs="Times New Roman"/>
+          <w:sz w:val="24"/>
+          <w:szCs w:val="24"/>
+        </w:rPr>
+        <w:t xml:space="preserve">Tudo que o que encontrar sobre *X* que pode ser encontrado no *arquivo anexado* </w:t>
+      </w:r>
+    </w:p>
+    <w:p>
+      <w:pPr>
+        <w:jc w:val="both"/>
+        <w:rPr>
+          <w:rFonts w:ascii="Times New Roman" w:hAnsi="Times New Roman" w:cs="Times New Roman"/>
+          <w:sz w:val="24"/>
+          <w:szCs w:val="24"/>
+        </w:rPr>
+      </w:pPr>
+      <w:r>
+        <w:rPr>
+          <w:rFonts w:ascii="Times New Roman" w:hAnsi="Times New Roman" w:cs="Times New Roman"/>
+          <w:sz w:val="24"/>
+          <w:szCs w:val="24"/>
+        </w:rPr>
+        <w:t xml:space="preserve"># Evite </w:t>
+      </w:r>
+    </w:p>
+    <w:p>
+      <w:pPr>
+        <w:jc w:val="both"/>
+        <w:rPr>
+          <w:rFonts w:ascii="Times New Roman" w:hAnsi="Times New Roman" w:cs="Times New Roman"/>
+          <w:sz w:val="24"/>
+          <w:szCs w:val="24"/>
+        </w:rPr>
+      </w:pPr>
+      <w:r>
+        <w:rPr>
+          <w:rFonts w:ascii="Times New Roman" w:hAnsi="Times New Roman" w:cs="Times New Roman"/>
+          <w:sz w:val="24"/>
+          <w:szCs w:val="24"/>
+        </w:rPr>
+        <w:t>- Desenvolver ou escrever qualquer coisa que não está presente no **arquivo anexado**.</w:t>
+      </w:r>
+    </w:p>
+    <w:p>
+      <w:pPr>
+        <w:jc w:val="both"/>
+        <w:rPr>
+          <w:rFonts w:ascii="Times New Roman" w:hAnsi="Times New Roman" w:cs="Times New Roman"/>
+          <w:sz w:val="24"/>
+          <w:szCs w:val="24"/>
+        </w:rPr>
+      </w:pPr>
+      <w:r>
+        <w:rPr>
+          <w:rFonts w:ascii="Times New Roman" w:hAnsi="Times New Roman" w:cs="Times New Roman"/>
+          <w:sz w:val="24"/>
+          <w:szCs w:val="24"/>
+        </w:rPr>
+        <w:t xml:space="preserve"># Observação </w:t>
+      </w:r>
+    </w:p>
+    <w:p>
+      <w:pPr>
+        <w:jc w:val="both"/>
+        <w:rPr>
+          <w:rFonts w:ascii="Times New Roman" w:hAnsi="Times New Roman" w:cs="Times New Roman"/>
+          <w:sz w:val="24"/>
+          <w:szCs w:val="24"/>
+        </w:rPr>
+      </w:pPr>
+      <w:r>
+        <w:rPr>
+          <w:rFonts w:ascii="Times New Roman" w:hAnsi="Times New Roman" w:cs="Times New Roman"/>
+          <w:sz w:val="24"/>
+          <w:szCs w:val="24"/>
+        </w:rPr>
+        <w:t xml:space="preserve">Caso você encontre </w:t>
       </w:r>
       <w:proofErr w:type="gramStart"/>
       <w:r>
@@ -2272,241 +2702,75 @@
           <w:sz w:val="24"/>
           <w:szCs w:val="24"/>
         </w:rPr>
-        <w:t>manutenção.”</w:t>
+        <w:t>quaisquer elemento</w:t>
       </w:r>
       <w:proofErr w:type="gramEnd"/>
-    </w:p>
-    <w:p>
-      <w:pPr>
-        <w:jc w:val="both"/>
-        <w:rPr>
-          <w:rFonts w:ascii="Times New Roman" w:hAnsi="Times New Roman" w:cs="Times New Roman"/>
-          <w:sz w:val="24"/>
-          <w:szCs w:val="24"/>
-        </w:rPr>
-      </w:pPr>
-      <w:r>
-        <w:rPr>
-          <w:rFonts w:ascii="Times New Roman" w:hAnsi="Times New Roman" w:cs="Times New Roman"/>
-          <w:sz w:val="24"/>
-          <w:szCs w:val="24"/>
-        </w:rPr>
-        <w:t xml:space="preserve">“De agora em diante, você é um programador sênior de PHP e </w:t>
-      </w:r>
-      <w:proofErr w:type="spellStart"/>
-      <w:r>
-        <w:rPr>
-          <w:rFonts w:ascii="Times New Roman" w:hAnsi="Times New Roman" w:cs="Times New Roman"/>
-          <w:sz w:val="24"/>
-          <w:szCs w:val="24"/>
-        </w:rPr>
-        <w:t>JavaScript</w:t>
-      </w:r>
-      <w:proofErr w:type="spellEnd"/>
-      <w:r>
-        <w:rPr>
-          <w:rFonts w:ascii="Times New Roman" w:hAnsi="Times New Roman" w:cs="Times New Roman"/>
-          <w:sz w:val="24"/>
-          <w:szCs w:val="24"/>
-        </w:rPr>
-        <w:t xml:space="preserve">. Converta o código abaixo de PHP para </w:t>
-      </w:r>
-      <w:proofErr w:type="spellStart"/>
-      <w:r>
-        <w:rPr>
-          <w:rFonts w:ascii="Times New Roman" w:hAnsi="Times New Roman" w:cs="Times New Roman"/>
-          <w:sz w:val="24"/>
-          <w:szCs w:val="24"/>
-        </w:rPr>
-        <w:t>JavaScript</w:t>
-      </w:r>
-      <w:proofErr w:type="spellEnd"/>
-      <w:r>
-        <w:rPr>
-          <w:rFonts w:ascii="Times New Roman" w:hAnsi="Times New Roman" w:cs="Times New Roman"/>
-          <w:sz w:val="24"/>
-          <w:szCs w:val="24"/>
-        </w:rPr>
-        <w:t>...”</w:t>
-      </w:r>
-    </w:p>
-    <w:p>
-      <w:pPr>
-        <w:jc w:val="both"/>
-        <w:rPr>
-          <w:rFonts w:ascii="Times New Roman" w:hAnsi="Times New Roman" w:cs="Times New Roman"/>
-          <w:sz w:val="24"/>
-          <w:szCs w:val="24"/>
-        </w:rPr>
-      </w:pPr>
-      <w:r>
-        <w:rPr>
-          <w:rFonts w:ascii="Times New Roman" w:hAnsi="Times New Roman" w:cs="Times New Roman"/>
-          <w:sz w:val="24"/>
-          <w:szCs w:val="24"/>
-        </w:rPr>
-        <w:t>“</w:t>
-      </w:r>
-      <w:r>
-        <w:rPr>
-          <w:rFonts w:ascii="Times New Roman" w:hAnsi="Times New Roman" w:cs="Times New Roman"/>
-          <w:sz w:val="24"/>
-          <w:szCs w:val="24"/>
-        </w:rPr>
-        <w:t xml:space="preserve">De agora em diante você é um especialista em TI. Eu sou um gerente de TI de uma empresa de desenvolvimento de software. Um de nossos clientes encomendou o desenvolvimento de projeto de site de venda de veículos usados. Que linguagem de programação e banco de dados devo usar no projeto? Quais ferramentas open </w:t>
-      </w:r>
-      <w:proofErr w:type="spellStart"/>
-      <w:r>
-        <w:rPr>
-          <w:rFonts w:ascii="Times New Roman" w:hAnsi="Times New Roman" w:cs="Times New Roman"/>
-          <w:sz w:val="24"/>
-          <w:szCs w:val="24"/>
-        </w:rPr>
-        <w:t>source</w:t>
-      </w:r>
-      <w:proofErr w:type="spellEnd"/>
-      <w:r>
-        <w:rPr>
-          <w:rFonts w:ascii="Times New Roman" w:hAnsi="Times New Roman" w:cs="Times New Roman"/>
-          <w:sz w:val="24"/>
-          <w:szCs w:val="24"/>
-        </w:rPr>
-        <w:t xml:space="preserve">, temas e </w:t>
-      </w:r>
-      <w:proofErr w:type="spellStart"/>
-      <w:r>
-        <w:rPr>
-          <w:rFonts w:ascii="Times New Roman" w:hAnsi="Times New Roman" w:cs="Times New Roman"/>
-          <w:sz w:val="24"/>
-          <w:szCs w:val="24"/>
-        </w:rPr>
-        <w:t>plugins</w:t>
-      </w:r>
-      <w:proofErr w:type="spellEnd"/>
-      <w:r>
-        <w:rPr>
-          <w:rFonts w:ascii="Times New Roman" w:hAnsi="Times New Roman" w:cs="Times New Roman"/>
-          <w:sz w:val="24"/>
-          <w:szCs w:val="24"/>
-        </w:rPr>
-        <w:t xml:space="preserve"> posso usar para este projeto? Quais as habilidades técnicas a equipe envolvida no projeto precisa ter? Que tipo de fornecedor de serviços vou precisar? Que </w:t>
-      </w:r>
-      <w:r>
-        <w:rPr>
-          <w:rFonts w:ascii="Times New Roman" w:hAnsi="Times New Roman" w:cs="Times New Roman"/>
-          <w:sz w:val="24"/>
-          <w:szCs w:val="24"/>
-        </w:rPr>
-        <w:t xml:space="preserve">outras coisas ou ferramentas devo adicionar no </w:t>
-      </w:r>
-      <w:proofErr w:type="gramStart"/>
-      <w:r>
-        <w:rPr>
-          <w:rFonts w:ascii="Times New Roman" w:hAnsi="Times New Roman" w:cs="Times New Roman"/>
-          <w:sz w:val="24"/>
-          <w:szCs w:val="24"/>
-        </w:rPr>
-        <w:t>projeto?”</w:t>
-      </w:r>
-      <w:proofErr w:type="gramEnd"/>
-    </w:p>
-    <w:p>
-      <w:pPr>
-        <w:jc w:val="both"/>
-        <w:rPr>
-          <w:rFonts w:ascii="Times New Roman" w:hAnsi="Times New Roman" w:cs="Times New Roman"/>
-          <w:sz w:val="24"/>
-          <w:szCs w:val="24"/>
-        </w:rPr>
-      </w:pPr>
-      <w:r>
-        <w:rPr>
-          <w:rFonts w:ascii="Times New Roman" w:hAnsi="Times New Roman" w:cs="Times New Roman"/>
-          <w:sz w:val="24"/>
-          <w:szCs w:val="24"/>
-        </w:rPr>
-        <w:t xml:space="preserve">“De agora em diante você é um especialista em salão de beleza. Estou montando um salão de beleza e preciso que você me ajude a montar o planejamento deste negócio. Preciso de ideias de nome e logo, que tipo móveis e equipamentos devo comprar incluindo a quantidade, que tipo de profissionais devo contratar, como faço para divulgar esse negócio, documentos, autorizações e tudo mais que você achar necessário. Pretendo oferecer os serviços de manicure, corte e coloração de </w:t>
-      </w:r>
-      <w:proofErr w:type="gramStart"/>
-      <w:r>
-        <w:rPr>
-          <w:rFonts w:ascii="Times New Roman" w:hAnsi="Times New Roman" w:cs="Times New Roman"/>
-          <w:sz w:val="24"/>
-          <w:szCs w:val="24"/>
-        </w:rPr>
-        <w:t>cabelos.”</w:t>
-      </w:r>
-      <w:proofErr w:type="gramEnd"/>
-    </w:p>
-    <w:p>
-      <w:pPr>
-        <w:jc w:val="both"/>
-        <w:rPr>
-          <w:rFonts w:ascii="Times New Roman" w:hAnsi="Times New Roman" w:cs="Times New Roman"/>
-          <w:sz w:val="24"/>
-          <w:szCs w:val="24"/>
-        </w:rPr>
-      </w:pPr>
-      <w:r>
-        <w:rPr>
-          <w:rFonts w:ascii="Times New Roman" w:hAnsi="Times New Roman" w:cs="Times New Roman"/>
-          <w:sz w:val="24"/>
-          <w:szCs w:val="24"/>
-        </w:rPr>
-        <w:t>PROMPT marketing:</w:t>
-      </w:r>
-    </w:p>
-    <w:p>
-      <w:pPr>
-        <w:jc w:val="both"/>
-        <w:rPr>
-          <w:rFonts w:ascii="Times New Roman" w:hAnsi="Times New Roman" w:cs="Times New Roman"/>
-          <w:sz w:val="24"/>
-          <w:szCs w:val="24"/>
-        </w:rPr>
-      </w:pPr>
-      <w:r>
-        <w:rPr>
-          <w:rFonts w:ascii="Times New Roman" w:hAnsi="Times New Roman" w:cs="Times New Roman"/>
-          <w:sz w:val="24"/>
-          <w:szCs w:val="24"/>
-        </w:rPr>
-        <w:t xml:space="preserve">Passe a se comportar como um profissional de marketing digital especializado em estratégias de conteúdo, SEO, e campanhas em redes sociais. Seu papel é fornecer respostas detalhadas e orientadas para ajudar no planejamento e execução de estratégias de marketing eficientes. Você possui experiência em marketing de conteúdo, branding, análise de métricas, e otimização de campanhas. Além disso, você é capaz de adaptar suas respostas para diferentes níveis de conhecimento, explicando conceitos complexos de forma acessível ou aprofundando-se tecnicamente, conforme a necessidade. Mantenha um tom amigável e colaborativo, fornecendo conselhos práticos e exemplos reais quando necessário. Nas interações futuras, ajuste o seu tom e nível de detalhe conforme as informações específicas dos próximos </w:t>
-      </w:r>
-      <w:proofErr w:type="spellStart"/>
-      <w:r>
-        <w:rPr>
-          <w:rFonts w:ascii="Times New Roman" w:hAnsi="Times New Roman" w:cs="Times New Roman"/>
-          <w:sz w:val="24"/>
-          <w:szCs w:val="24"/>
-        </w:rPr>
-        <w:t>prompts</w:t>
-      </w:r>
-      <w:proofErr w:type="spellEnd"/>
-      <w:r>
-        <w:rPr>
-          <w:rFonts w:ascii="Times New Roman" w:hAnsi="Times New Roman" w:cs="Times New Roman"/>
-          <w:sz w:val="24"/>
-          <w:szCs w:val="24"/>
-        </w:rPr>
-        <w:t xml:space="preserve"> fornecidos pelo usuário</w:t>
-      </w:r>
-      <w:r>
-        <w:rPr>
-          <w:rFonts w:ascii="Times New Roman" w:hAnsi="Times New Roman" w:cs="Times New Roman"/>
-          <w:sz w:val="24"/>
-          <w:szCs w:val="24"/>
-        </w:rPr>
-        <w:t>.</w:t>
-      </w:r>
-      <w:r>
-        <w:rPr>
-          <w:rFonts w:ascii="Times New Roman" w:hAnsi="Times New Roman" w:cs="Times New Roman"/>
-          <w:sz w:val="24"/>
-          <w:szCs w:val="24"/>
-        </w:rPr>
-        <w:t xml:space="preserve"> Se você entendeu fale apenas sim!.</w:t>
-      </w:r>
+      <w:r>
+        <w:rPr>
+          <w:rFonts w:ascii="Times New Roman" w:hAnsi="Times New Roman" w:cs="Times New Roman"/>
+          <w:sz w:val="24"/>
+          <w:szCs w:val="24"/>
+        </w:rPr>
+        <w:t xml:space="preserve"> de suma importância sobre o tema *X* que talvez não tenha sido mencionado no *arquivo anexado* ao final da sua resposta adicione o seguinte trecho à ‘BASE DE CONHECIMENTO’: </w:t>
+      </w:r>
+    </w:p>
+    <w:p>
+      <w:pPr>
+        <w:jc w:val="both"/>
+        <w:rPr>
+          <w:rFonts w:ascii="Times New Roman" w:hAnsi="Times New Roman" w:cs="Times New Roman"/>
+          <w:sz w:val="24"/>
+          <w:szCs w:val="24"/>
+        </w:rPr>
+      </w:pPr>
+      <w:r>
+        <w:rPr>
+          <w:rFonts w:ascii="Times New Roman" w:hAnsi="Times New Roman" w:cs="Times New Roman"/>
+          <w:sz w:val="24"/>
+          <w:szCs w:val="24"/>
+        </w:rPr>
+        <w:t># OBS: O seguinte tema não esteve presente no material anexado e julgo ele importante para esse projeto: (Adiciona aqui o que faltou). Reveja seu arquivo anexado e se preciso eu posso complementar a ‘BASE DE CONHECIMENTOS’ com esse tema.”</w:t>
+      </w:r>
+    </w:p>
+    <w:p>
+      <w:pPr>
+        <w:jc w:val="both"/>
+        <w:rPr>
+          <w:rFonts w:ascii="Times New Roman" w:hAnsi="Times New Roman" w:cs="Times New Roman"/>
+          <w:sz w:val="24"/>
+          <w:szCs w:val="24"/>
+        </w:rPr>
+      </w:pPr>
+    </w:p>
+    <w:p>
+      <w:pPr>
+        <w:jc w:val="both"/>
+        <w:rPr>
+          <w:rFonts w:ascii="Times New Roman" w:hAnsi="Times New Roman" w:cs="Times New Roman"/>
+          <w:sz w:val="24"/>
+          <w:szCs w:val="24"/>
+        </w:rPr>
+      </w:pPr>
+    </w:p>
+    <w:p>
+      <w:pPr>
+        <w:jc w:val="both"/>
+        <w:rPr>
+          <w:rFonts w:ascii="Times New Roman" w:hAnsi="Times New Roman" w:cs="Times New Roman"/>
+          <w:sz w:val="24"/>
+          <w:szCs w:val="24"/>
+        </w:rPr>
+      </w:pPr>
+    </w:p>
+    <w:p>
+      <w:pPr>
+        <w:jc w:val="both"/>
+        <w:rPr>
+          <w:rFonts w:ascii="Times New Roman" w:hAnsi="Times New Roman" w:cs="Times New Roman"/>
+          <w:sz w:val="24"/>
+          <w:szCs w:val="24"/>
+        </w:rPr>
+      </w:pPr>
     </w:p>
     <w:p>
       <w:pPr>
@@ -2537,6 +2801,7 @@
           <w:sz w:val="24"/>
           <w:szCs w:val="24"/>
         </w:rPr>
+        <w:lastRenderedPageBreak/>
         <w:t>IAS</w:t>
       </w:r>
     </w:p>
@@ -2711,25 +2976,7 @@
           <w:sz w:val="24"/>
           <w:szCs w:val="24"/>
         </w:rPr>
-        <w:t xml:space="preserve"> (</w:t>
-      </w:r>
-      <w:proofErr w:type="gramStart"/>
-      <w:r>
-        <w:rPr>
-          <w:rFonts w:ascii="Times New Roman" w:hAnsi="Times New Roman" w:cs="Times New Roman"/>
-          <w:sz w:val="24"/>
-          <w:szCs w:val="24"/>
-        </w:rPr>
-        <w:t>no</w:t>
-      </w:r>
-      <w:proofErr w:type="gramEnd"/>
-      <w:r>
-        <w:rPr>
-          <w:rFonts w:ascii="Times New Roman" w:hAnsi="Times New Roman" w:cs="Times New Roman"/>
-          <w:sz w:val="24"/>
-          <w:szCs w:val="24"/>
-        </w:rPr>
-        <w:t xml:space="preserve"> </w:t>
+        <w:t xml:space="preserve"> (no </w:t>
       </w:r>
       <w:proofErr w:type="spellStart"/>
       <w:r>
@@ -2813,7 +3060,7 @@
         </w:rPr>
         <w:t>(</w:t>
       </w:r>
-      <w:hyperlink r:id="rId5" w:history="1">
+      <w:hyperlink r:id="rId6" w:history="1">
         <w:r>
           <w:rPr>
             <w:rStyle w:val="Hyperlink"/>
@@ -2980,6 +3227,15 @@
           <w:sz w:val="24"/>
           <w:szCs w:val="24"/>
         </w:rPr>
+      </w:r>
+      <w:r>
+        <w:rPr>
+          <w:rFonts w:ascii="Times New Roman" w:hAnsi="Times New Roman" w:cs="Times New Roman"/>
+          <w:b/>
+          <w:bCs/>
+          <w:sz w:val="24"/>
+          <w:szCs w:val="24"/>
+        </w:rPr>
         <w:fldChar w:fldCharType="separate"/>
       </w:r>
       <w:r>
@@ -3025,7 +3281,7 @@
         </w:rPr>
         <w:t xml:space="preserve">, </w:t>
       </w:r>
-      <w:hyperlink r:id="rId6" w:history="1">
+      <w:hyperlink r:id="rId7" w:history="1">
         <w:r>
           <w:rPr>
             <w:rStyle w:val="Hyperlink"/>
@@ -3131,31 +3387,7 @@
             <w:sz w:val="24"/>
             <w:szCs w:val="24"/>
           </w:rPr>
-          <w:t xml:space="preserve">, </w:t>
-        </w:r>
-        <w:proofErr w:type="spellStart"/>
-        <w:r>
-          <w:rPr>
-            <w:rStyle w:val="Hyperlink"/>
-            <w:rFonts w:ascii="Times New Roman" w:hAnsi="Times New Roman" w:cs="Times New Roman"/>
-            <w:b/>
-            <w:bCs/>
-            <w:sz w:val="24"/>
-            <w:szCs w:val="24"/>
-          </w:rPr>
-          <w:t>Images</w:t>
-        </w:r>
-        <w:proofErr w:type="spellEnd"/>
-        <w:r>
-          <w:rPr>
-            <w:rStyle w:val="Hyperlink"/>
-            <w:rFonts w:ascii="Times New Roman" w:hAnsi="Times New Roman" w:cs="Times New Roman"/>
-            <w:b/>
-            <w:bCs/>
-            <w:sz w:val="24"/>
-            <w:szCs w:val="24"/>
-          </w:rPr>
-          <w:t xml:space="preserve"> &amp; </w:t>
+          <w:t xml:space="preserve">, Images &amp; </w:t>
         </w:r>
         <w:proofErr w:type="spellStart"/>
         <w:r>
@@ -3261,6 +3493,13 @@
           <w:sz w:val="24"/>
           <w:szCs w:val="24"/>
         </w:rPr>
+      </w:r>
+      <w:r>
+        <w:rPr>
+          <w:rFonts w:ascii="Times New Roman" w:hAnsi="Times New Roman" w:cs="Times New Roman"/>
+          <w:sz w:val="24"/>
+          <w:szCs w:val="24"/>
+        </w:rPr>
         <w:fldChar w:fldCharType="separate"/>
       </w:r>
       <w:r>
@@ -3398,6 +3637,15 @@
           <w:sz w:val="24"/>
           <w:szCs w:val="24"/>
         </w:rPr>
+      </w:r>
+      <w:r>
+        <w:rPr>
+          <w:rFonts w:ascii="Times New Roman" w:hAnsi="Times New Roman" w:cs="Times New Roman"/>
+          <w:b/>
+          <w:bCs/>
+          <w:sz w:val="24"/>
+          <w:szCs w:val="24"/>
+        </w:rPr>
         <w:fldChar w:fldCharType="separate"/>
       </w:r>
       <w:r>
@@ -3516,6 +3764,15 @@
           <w:sz w:val="24"/>
           <w:szCs w:val="24"/>
         </w:rPr>
+      </w:r>
+      <w:r>
+        <w:rPr>
+          <w:rFonts w:ascii="Times New Roman" w:hAnsi="Times New Roman" w:cs="Times New Roman"/>
+          <w:b/>
+          <w:bCs/>
+          <w:sz w:val="24"/>
+          <w:szCs w:val="24"/>
+        </w:rPr>
         <w:fldChar w:fldCharType="separate"/>
       </w:r>
       <w:r>
@@ -3635,6 +3892,15 @@
           <w:sz w:val="24"/>
           <w:szCs w:val="24"/>
         </w:rPr>
+      </w:r>
+      <w:r>
+        <w:rPr>
+          <w:rFonts w:ascii="Times New Roman" w:hAnsi="Times New Roman" w:cs="Times New Roman"/>
+          <w:b/>
+          <w:bCs/>
+          <w:sz w:val="24"/>
+          <w:szCs w:val="24"/>
+        </w:rPr>
         <w:fldChar w:fldCharType="separate"/>
       </w:r>
       <w:r>
@@ -3748,6 +4014,13 @@
           <w:sz w:val="24"/>
           <w:szCs w:val="24"/>
         </w:rPr>
+      </w:r>
+      <w:r>
+        <w:rPr>
+          <w:rFonts w:ascii="Times New Roman" w:hAnsi="Times New Roman" w:cs="Times New Roman"/>
+          <w:sz w:val="24"/>
+          <w:szCs w:val="24"/>
+        </w:rPr>
         <w:fldChar w:fldCharType="separate"/>
       </w:r>
       <w:r>
@@ -3910,8 +4183,6 @@
           <w:szCs w:val="24"/>
         </w:rPr>
       </w:pPr>
-      <w:bookmarkStart w:id="0" w:name="_GoBack"/>
-      <w:bookmarkEnd w:id="0"/>
     </w:p>
     <w:sectPr>
       <w:pgSz w:w="11906" w:h="16838"/>
@@ -3924,7 +4195,7 @@
 </file>
 
 <file path=word/numbering.xml><?xml version="1.0" encoding="utf-8"?>
-<w:numbering xmlns:wpc="http://schemas.microsoft.com/office/word/2010/wordprocessingCanvas" xmlns:cx="http://schemas.microsoft.com/office/drawing/2014/chartex" xmlns:mc="http://schemas.openxmlformats.org/markup-compatibility/2006" xmlns:o="urn:schemas-microsoft-com:office:office" xmlns:r="http://schemas.openxmlformats.org/officeDocument/2006/relationships" xmlns:m="http://schemas.openxmlformats.org/officeDocument/2006/math" xmlns:v="urn:schemas-microsoft-com:vml" xmlns:wp14="http://schemas.microsoft.com/office/word/2010/wordprocessingDrawing" xmlns:wp="http://schemas.openxmlformats.org/drawingml/2006/wordprocessingDrawing" xmlns:w10="urn:schemas-microsoft-com:office:word" xmlns:w="http://schemas.openxmlformats.org/wordprocessingml/2006/main" xmlns:w14="http://schemas.microsoft.com/office/word/2010/wordml" xmlns:w15="http://schemas.microsoft.com/office/word/2012/wordml" xmlns:w16se="http://schemas.microsoft.com/office/word/2015/wordml/symex" xmlns:wpg="http://schemas.microsoft.com/office/word/2010/wordprocessingGroup" xmlns:wpi="http://schemas.microsoft.com/office/word/2010/wordprocessingInk" xmlns:wne="http://schemas.microsoft.com/office/word/2006/wordml" xmlns:wps="http://schemas.microsoft.com/office/word/2010/wordprocessingShape" mc:Ignorable="w14 w15 w16se wp14">
+<w:numbering xmlns:wpc="http://schemas.microsoft.com/office/word/2010/wordprocessingCanvas" xmlns:cx="http://schemas.microsoft.com/office/drawing/2014/chartex" xmlns:cx1="http://schemas.microsoft.com/office/drawing/2015/9/8/chartex" xmlns:cx2="http://schemas.microsoft.com/office/drawing/2015/10/21/chartex" xmlns:cx3="http://schemas.microsoft.com/office/drawing/2016/5/9/chartex" xmlns:cx4="http://schemas.microsoft.com/office/drawing/2016/5/10/chartex" xmlns:cx5="http://schemas.microsoft.com/office/drawing/2016/5/11/chartex" xmlns:cx6="http://schemas.microsoft.com/office/drawing/2016/5/12/chartex" xmlns:cx7="http://schemas.microsoft.com/office/drawing/2016/5/13/chartex" xmlns:cx8="http://schemas.microsoft.com/office/drawing/2016/5/14/chartex" xmlns:mc="http://schemas.openxmlformats.org/markup-compatibility/2006" xmlns:aink="http://schemas.microsoft.com/office/drawing/2016/ink" xmlns:am3d="http://schemas.microsoft.com/office/drawing/2017/model3d" xmlns:o="urn:schemas-microsoft-com:office:office" xmlns:oel="http://schemas.microsoft.com/office/2019/extlst" xmlns:r="http://schemas.openxmlformats.org/officeDocument/2006/relationships" xmlns:m="http://schemas.openxmlformats.org/officeDocument/2006/math" xmlns:v="urn:schemas-microsoft-com:vml" xmlns:wp14="http://schemas.microsoft.com/office/word/2010/wordprocessingDrawing" xmlns:wp="http://schemas.openxmlformats.org/drawingml/2006/wordprocessingDrawing" xmlns:w10="urn:schemas-microsoft-com:office:word" xmlns:w="http://schemas.openxmlformats.org/wordprocessingml/2006/main" xmlns:w14="http://schemas.microsoft.com/office/word/2010/wordml" xmlns:w15="http://schemas.microsoft.com/office/word/2012/wordml" xmlns:w16cex="http://schemas.microsoft.com/office/word/2018/wordml/cex" xmlns:w16cid="http://schemas.microsoft.com/office/word/2016/wordml/cid" xmlns:w16="http://schemas.microsoft.com/office/word/2018/wordml" xmlns:w16du="http://schemas.microsoft.com/office/word/2023/wordml/word16du" xmlns:w16sdtdh="http://schemas.microsoft.com/office/word/2020/wordml/sdtdatahash" xmlns:w16sdtfl="http://schemas.microsoft.com/office/word/2024/wordml/sdtformatlock" xmlns:w16se="http://schemas.microsoft.com/office/word/2015/wordml/symex" xmlns:wpg="http://schemas.microsoft.com/office/word/2010/wordprocessingGroup" xmlns:wpi="http://schemas.microsoft.com/office/word/2010/wordprocessingInk" xmlns:wne="http://schemas.microsoft.com/office/word/2006/wordml" xmlns:wps="http://schemas.microsoft.com/office/word/2010/wordprocessingShape" mc:Ignorable="w14 w15 w16se w16cid w16 w16cex w16sdtdh w16sdtfl w16du wp14">
   <w:abstractNum w:abstractNumId="0" w15:restartNumberingAfterBreak="0">
     <w:nsid w:val="4AB307AE"/>
     <w:multiLevelType w:val="hybridMultilevel"/>
@@ -4296,23 +4567,23 @@
       </w:pPr>
     </w:lvl>
   </w:abstractNum>
-  <w:num w:numId="1">
+  <w:num w:numId="1" w16cid:durableId="685449804">
     <w:abstractNumId w:val="0"/>
   </w:num>
-  <w:num w:numId="2">
+  <w:num w:numId="2" w16cid:durableId="78019052">
     <w:abstractNumId w:val="3"/>
   </w:num>
-  <w:num w:numId="3">
+  <w:num w:numId="3" w16cid:durableId="764421815">
     <w:abstractNumId w:val="2"/>
   </w:num>
-  <w:num w:numId="4">
+  <w:num w:numId="4" w16cid:durableId="1644113868">
     <w:abstractNumId w:val="1"/>
   </w:num>
 </w:numbering>
 </file>
 
 <file path=word/styles.xml><?xml version="1.0" encoding="utf-8"?>
-<w:styles xmlns:mc="http://schemas.openxmlformats.org/markup-compatibility/2006" xmlns:r="http://schemas.openxmlformats.org/officeDocument/2006/relationships" xmlns:w="http://schemas.openxmlformats.org/wordprocessingml/2006/main" xmlns:w14="http://schemas.microsoft.com/office/word/2010/wordml" xmlns:w15="http://schemas.microsoft.com/office/word/2012/wordml" xmlns:w16se="http://schemas.microsoft.com/office/word/2015/wordml/symex" mc:Ignorable="w14 w15 w16se">
+<w:styles xmlns:mc="http://schemas.openxmlformats.org/markup-compatibility/2006" xmlns:r="http://schemas.openxmlformats.org/officeDocument/2006/relationships" xmlns:w="http://schemas.openxmlformats.org/wordprocessingml/2006/main" xmlns:w14="http://schemas.microsoft.com/office/word/2010/wordml" xmlns:w15="http://schemas.microsoft.com/office/word/2012/wordml" xmlns:w16cex="http://schemas.microsoft.com/office/word/2018/wordml/cex" xmlns:w16cid="http://schemas.microsoft.com/office/word/2016/wordml/cid" xmlns:w16="http://schemas.microsoft.com/office/word/2018/wordml" xmlns:w16du="http://schemas.microsoft.com/office/word/2023/wordml/word16du" xmlns:w16sdtdh="http://schemas.microsoft.com/office/word/2020/wordml/sdtdatahash" xmlns:w16sdtfl="http://schemas.microsoft.com/office/word/2024/wordml/sdtformatlock" xmlns:w16se="http://schemas.microsoft.com/office/word/2015/wordml/symex" mc:Ignorable="w14 w15 w16se w16cid w16 w16cex w16sdtdh w16sdtfl w16du">
   <w:docDefaults>
     <w:rPrDefault>
       <w:rPr>
@@ -4330,7 +4601,7 @@
       </w:pPr>
     </w:pPrDefault>
   </w:docDefaults>
-  <w:latentStyles w:defLockedState="0" w:defUIPriority="99" w:defSemiHidden="0" w:defUnhideWhenUsed="0" w:defQFormat="0" w:count="371">
+  <w:latentStyles w:defLockedState="0" w:defUIPriority="99" w:defSemiHidden="0" w:defUnhideWhenUsed="0" w:defQFormat="0" w:count="376">
     <w:lsdException w:name="Normal" w:uiPriority="0" w:qFormat="1"/>
     <w:lsdException w:name="heading 1" w:uiPriority="9" w:qFormat="1"/>
     <w:lsdException w:name="heading 2" w:semiHidden="1" w:uiPriority="9" w:unhideWhenUsed="1" w:qFormat="1"/>
@@ -4702,6 +4973,11 @@
     <w:lsdException w:name="List Table 5 Dark Accent 6" w:uiPriority="50"/>
     <w:lsdException w:name="List Table 6 Colorful Accent 6" w:uiPriority="51"/>
     <w:lsdException w:name="List Table 7 Colorful Accent 6" w:uiPriority="52"/>
+    <w:lsdException w:name="Mention" w:semiHidden="1" w:unhideWhenUsed="1"/>
+    <w:lsdException w:name="Smart Hyperlink" w:semiHidden="1" w:unhideWhenUsed="1"/>
+    <w:lsdException w:name="Hashtag" w:semiHidden="1" w:unhideWhenUsed="1"/>
+    <w:lsdException w:name="Unresolved Mention" w:semiHidden="1" w:unhideWhenUsed="1"/>
+    <w:lsdException w:name="Smart Link" w:semiHidden="1" w:unhideWhenUsed="1"/>
   </w:latentStyles>
   <w:style w:type="paragraph" w:default="1" w:styleId="Normal">
     <w:name w:val="Normal"/>
@@ -4909,7 +5185,6 @@
   <w:style w:type="character" w:default="1" w:styleId="Fontepargpadro">
     <w:name w:val="Default Paragraph Font"/>
     <w:uiPriority w:val="1"/>
-    <w:semiHidden/>
     <w:unhideWhenUsed/>
   </w:style>
   <w:style w:type="table" w:default="1" w:styleId="Tabelanormal">
@@ -5246,6 +5521,18 @@
       <w:shd w:val="clear" w:color="auto" w:fill="E1DFDD"/>
     </w:rPr>
   </w:style>
+  <w:style w:type="character" w:styleId="MenoPendente">
+    <w:name w:val="Unresolved Mention"/>
+    <w:basedOn w:val="Fontepargpadro"/>
+    <w:uiPriority w:val="99"/>
+    <w:semiHidden/>
+    <w:unhideWhenUsed/>
+    <w:rsid w:val="008C2060"/>
+    <w:rPr>
+      <w:color w:val="605E5C"/>
+      <w:shd w:val="clear" w:color="auto" w:fill="E1DFDD"/>
+    </w:rPr>
+  </w:style>
 </w:styles>
 </file>
 

--- a/IA.docx
+++ b/IA.docx
@@ -2737,40 +2737,79 @@
         <w:jc w:val="both"/>
         <w:rPr>
           <w:rFonts w:ascii="Times New Roman" w:hAnsi="Times New Roman" w:cs="Times New Roman"/>
-          <w:sz w:val="24"/>
-          <w:szCs w:val="24"/>
-        </w:rPr>
-      </w:pPr>
-    </w:p>
-    <w:p>
-      <w:pPr>
-        <w:jc w:val="both"/>
-        <w:rPr>
-          <w:rFonts w:ascii="Times New Roman" w:hAnsi="Times New Roman" w:cs="Times New Roman"/>
-          <w:sz w:val="24"/>
-          <w:szCs w:val="24"/>
-        </w:rPr>
-      </w:pPr>
-    </w:p>
-    <w:p>
-      <w:pPr>
-        <w:jc w:val="both"/>
-        <w:rPr>
-          <w:rFonts w:ascii="Times New Roman" w:hAnsi="Times New Roman" w:cs="Times New Roman"/>
-          <w:sz w:val="24"/>
-          <w:szCs w:val="24"/>
-        </w:rPr>
-      </w:pPr>
-    </w:p>
-    <w:p>
-      <w:pPr>
-        <w:jc w:val="both"/>
-        <w:rPr>
-          <w:rFonts w:ascii="Times New Roman" w:hAnsi="Times New Roman" w:cs="Times New Roman"/>
-          <w:sz w:val="24"/>
-          <w:szCs w:val="24"/>
-        </w:rPr>
-      </w:pPr>
+          <w:b/>
+          <w:bCs/>
+          <w:sz w:val="24"/>
+          <w:szCs w:val="24"/>
+        </w:rPr>
+      </w:pPr>
+    </w:p>
+    <w:p>
+      <w:pPr>
+        <w:jc w:val="both"/>
+        <w:rPr>
+          <w:rFonts w:ascii="Times New Roman" w:hAnsi="Times New Roman" w:cs="Times New Roman"/>
+          <w:b/>
+          <w:bCs/>
+          <w:sz w:val="24"/>
+          <w:szCs w:val="24"/>
+        </w:rPr>
+      </w:pPr>
+      <w:r>
+        <w:rPr>
+          <w:rFonts w:ascii="Times New Roman" w:hAnsi="Times New Roman" w:cs="Times New Roman"/>
+          <w:b/>
+          <w:bCs/>
+          <w:sz w:val="24"/>
+          <w:szCs w:val="24"/>
+        </w:rPr>
+        <w:t>Aprimorando Prompts:</w:t>
+      </w:r>
+    </w:p>
+    <w:p>
+      <w:pPr>
+        <w:jc w:val="both"/>
+        <w:rPr>
+          <w:rFonts w:ascii="Times New Roman" w:hAnsi="Times New Roman" w:cs="Times New Roman"/>
+          <w:sz w:val="24"/>
+          <w:szCs w:val="24"/>
+        </w:rPr>
+      </w:pPr>
+      <w:r>
+        <w:rPr>
+          <w:rFonts w:ascii="Times New Roman" w:hAnsi="Times New Roman" w:cs="Times New Roman"/>
+          <w:sz w:val="24"/>
+          <w:szCs w:val="24"/>
+        </w:rPr>
+        <w:tab/>
+        <w:t xml:space="preserve">Antes de começar a executar o meu próximo pedido, me pergunte o que você precisa saber para executar melhor a tarefa solicitada e só comece a escrever/modificar </w:t>
+      </w:r>
+      <w:r>
+        <w:rPr>
+          <w:rFonts w:ascii="Times New Roman" w:hAnsi="Times New Roman" w:cs="Times New Roman"/>
+          <w:sz w:val="24"/>
+          <w:szCs w:val="24"/>
+        </w:rPr>
+        <w:t xml:space="preserve">quando eu comandar “comece” ou quando você </w:t>
+      </w:r>
+      <w:proofErr w:type="gramStart"/>
+      <w:r>
+        <w:rPr>
+          <w:rFonts w:ascii="Times New Roman" w:hAnsi="Times New Roman" w:cs="Times New Roman"/>
+          <w:sz w:val="24"/>
+          <w:szCs w:val="24"/>
+        </w:rPr>
+        <w:t>obter</w:t>
+      </w:r>
+      <w:proofErr w:type="gramEnd"/>
+      <w:r>
+        <w:rPr>
+          <w:rFonts w:ascii="Times New Roman" w:hAnsi="Times New Roman" w:cs="Times New Roman"/>
+          <w:sz w:val="24"/>
+          <w:szCs w:val="24"/>
+        </w:rPr>
+        <w:t xml:space="preserve"> todas as respostas das suas perguntas.</w:t>
+      </w:r>
     </w:p>
     <w:p>
       <w:pPr>
@@ -2801,7 +2840,6 @@
           <w:sz w:val="24"/>
           <w:szCs w:val="24"/>
         </w:rPr>
-        <w:lastRenderedPageBreak/>
         <w:t>IAS</w:t>
       </w:r>
     </w:p>
@@ -5185,6 +5223,7 @@
   <w:style w:type="character" w:default="1" w:styleId="Fontepargpadro">
     <w:name w:val="Default Paragraph Font"/>
     <w:uiPriority w:val="1"/>
+    <w:semiHidden/>
     <w:unhideWhenUsed/>
   </w:style>
   <w:style w:type="table" w:default="1" w:styleId="Tabelanormal">

--- a/IA.docx
+++ b/IA.docx
@@ -2809,6 +2809,159 @@
           <w:szCs w:val="24"/>
         </w:rPr>
         <w:t xml:space="preserve"> todas as respostas das suas perguntas.</w:t>
+      </w:r>
+    </w:p>
+    <w:p>
+      <w:pPr>
+        <w:jc w:val="both"/>
+        <w:rPr>
+          <w:rFonts w:ascii="Times New Roman" w:hAnsi="Times New Roman" w:cs="Times New Roman"/>
+          <w:sz w:val="24"/>
+          <w:szCs w:val="24"/>
+        </w:rPr>
+      </w:pPr>
+      <w:r>
+        <w:rPr>
+          <w:rFonts w:ascii="Times New Roman" w:hAnsi="Times New Roman" w:cs="Times New Roman"/>
+          <w:sz w:val="24"/>
+          <w:szCs w:val="24"/>
+        </w:rPr>
+        <w:lastRenderedPageBreak/>
+        <w:t>Frameworks:</w:t>
+      </w:r>
+    </w:p>
+    <w:p>
+      <w:pPr>
+        <w:jc w:val="both"/>
+        <w:rPr>
+          <w:rFonts w:ascii="Times New Roman" w:hAnsi="Times New Roman" w:cs="Times New Roman"/>
+          <w:sz w:val="24"/>
+          <w:szCs w:val="24"/>
+        </w:rPr>
+      </w:pPr>
+      <w:r>
+        <w:rPr>
+          <w:rFonts w:ascii="Times New Roman" w:hAnsi="Times New Roman" w:cs="Times New Roman"/>
+          <w:sz w:val="24"/>
+          <w:szCs w:val="24"/>
+        </w:rPr>
+        <w:t>Mais famoso STAR:</w:t>
+      </w:r>
+    </w:p>
+    <w:p>
+      <w:pPr>
+        <w:jc w:val="both"/>
+        <w:rPr>
+          <w:rFonts w:ascii="Times New Roman" w:hAnsi="Times New Roman" w:cs="Times New Roman"/>
+          <w:sz w:val="24"/>
+          <w:szCs w:val="24"/>
+        </w:rPr>
+      </w:pPr>
+      <w:r>
+        <w:rPr>
+          <w:rFonts w:ascii="Times New Roman" w:hAnsi="Times New Roman" w:cs="Times New Roman"/>
+          <w:sz w:val="24"/>
+          <w:szCs w:val="24"/>
+        </w:rPr>
+        <w:t>Situação: Descreva a situação ou o cenário.</w:t>
+      </w:r>
+    </w:p>
+    <w:p>
+      <w:pPr>
+        <w:jc w:val="both"/>
+        <w:rPr>
+          <w:rFonts w:ascii="Times New Roman" w:hAnsi="Times New Roman" w:cs="Times New Roman"/>
+          <w:sz w:val="24"/>
+          <w:szCs w:val="24"/>
+        </w:rPr>
+      </w:pPr>
+      <w:r>
+        <w:rPr>
+          <w:rFonts w:ascii="Times New Roman" w:hAnsi="Times New Roman" w:cs="Times New Roman"/>
+          <w:sz w:val="24"/>
+          <w:szCs w:val="24"/>
+        </w:rPr>
+        <w:t>Tarefa: Explique qual é a tarefa que você espera da IA.</w:t>
+      </w:r>
+    </w:p>
+    <w:p>
+      <w:pPr>
+        <w:jc w:val="both"/>
+        <w:rPr>
+          <w:rFonts w:ascii="Times New Roman" w:hAnsi="Times New Roman" w:cs="Times New Roman"/>
+          <w:sz w:val="24"/>
+          <w:szCs w:val="24"/>
+        </w:rPr>
+      </w:pPr>
+      <w:r>
+        <w:rPr>
+          <w:rFonts w:ascii="Times New Roman" w:hAnsi="Times New Roman" w:cs="Times New Roman"/>
+          <w:sz w:val="24"/>
+          <w:szCs w:val="24"/>
+        </w:rPr>
+        <w:t>Ação: Diga como a IA deve realizar a tarefa, com detalhes.</w:t>
+      </w:r>
+    </w:p>
+    <w:p>
+      <w:pPr>
+        <w:jc w:val="both"/>
+        <w:rPr>
+          <w:rFonts w:ascii="Times New Roman" w:hAnsi="Times New Roman" w:cs="Times New Roman"/>
+          <w:sz w:val="24"/>
+          <w:szCs w:val="24"/>
+        </w:rPr>
+      </w:pPr>
+      <w:r>
+        <w:rPr>
+          <w:rFonts w:ascii="Times New Roman" w:hAnsi="Times New Roman" w:cs="Times New Roman"/>
+          <w:sz w:val="24"/>
+          <w:szCs w:val="24"/>
+        </w:rPr>
+        <w:t>Resultado: Descreva o resultado esperado.</w:t>
+      </w:r>
+    </w:p>
+    <w:p>
+      <w:pPr>
+        <w:jc w:val="both"/>
+        <w:rPr>
+          <w:rFonts w:ascii="Times New Roman" w:hAnsi="Times New Roman" w:cs="Times New Roman"/>
+          <w:sz w:val="24"/>
+          <w:szCs w:val="24"/>
+        </w:rPr>
+      </w:pPr>
+      <w:r>
+        <w:rPr>
+          <w:rFonts w:ascii="Times New Roman" w:hAnsi="Times New Roman" w:cs="Times New Roman"/>
+          <w:sz w:val="24"/>
+          <w:szCs w:val="24"/>
+        </w:rPr>
+        <w:t xml:space="preserve">EX: </w:t>
+      </w:r>
+      <w:r>
+        <w:rPr>
+          <w:rFonts w:ascii="Times New Roman" w:hAnsi="Times New Roman" w:cs="Times New Roman"/>
+          <w:sz w:val="24"/>
+          <w:szCs w:val="24"/>
+        </w:rPr>
+        <w:t xml:space="preserve">- Situação: Este é um curso de inteligência artificial - Tarefa: Descreva um framework para criação de vídeos - </w:t>
+      </w:r>
+      <w:proofErr w:type="spellStart"/>
+      <w:r>
+        <w:rPr>
+          <w:rFonts w:ascii="Times New Roman" w:hAnsi="Times New Roman" w:cs="Times New Roman"/>
+          <w:sz w:val="24"/>
+          <w:szCs w:val="24"/>
+        </w:rPr>
+        <w:t>Açao</w:t>
+      </w:r>
+      <w:proofErr w:type="spellEnd"/>
+      <w:r>
+        <w:rPr>
+          <w:rFonts w:ascii="Times New Roman" w:hAnsi="Times New Roman" w:cs="Times New Roman"/>
+          <w:sz w:val="24"/>
+          <w:szCs w:val="24"/>
+        </w:rPr>
+        <w:t>: Se o framework existir, descreva cada uma das letras, explicitando seu significado e objetivo - Resultado: escreva a sigla do framework e, abaixo, a explicação de cada letra</w:t>
       </w:r>
     </w:p>
     <w:p>
@@ -3862,6 +4015,7 @@
           <w:sz w:val="24"/>
           <w:szCs w:val="24"/>
         </w:rPr>
+        <w:lastRenderedPageBreak/>
         <w:t xml:space="preserve">Nesse ele permite listar URLS para consultar o conhecimento. </w:t>
       </w:r>
     </w:p>
@@ -4199,6 +4353,7 @@
     </w:p>
     <w:p>
       <w:pPr>
+        <w:pStyle w:val="PargrafodaLista"/>
         <w:jc w:val="both"/>
         <w:rPr>
           <w:rFonts w:ascii="Times New Roman" w:hAnsi="Times New Roman" w:cs="Times New Roman"/>
@@ -4214,6 +4369,102 @@
           <w:ilvl w:val="0"/>
           <w:numId w:val="1"/>
         </w:numPr>
+        <w:jc w:val="both"/>
+        <w:rPr>
+          <w:rFonts w:ascii="Times New Roman" w:hAnsi="Times New Roman" w:cs="Times New Roman"/>
+          <w:sz w:val="24"/>
+          <w:szCs w:val="24"/>
+        </w:rPr>
+      </w:pPr>
+      <w:r>
+        <w:rPr>
+          <w:rFonts w:ascii="Times New Roman" w:hAnsi="Times New Roman" w:cs="Times New Roman"/>
+          <w:b/>
+          <w:bCs/>
+          <w:sz w:val="24"/>
+          <w:szCs w:val="24"/>
+        </w:rPr>
+        <w:t xml:space="preserve">IA que cria </w:t>
+      </w:r>
+      <w:proofErr w:type="spellStart"/>
+      <w:proofErr w:type="gramStart"/>
+      <w:r>
+        <w:rPr>
+          <w:rFonts w:ascii="Times New Roman" w:hAnsi="Times New Roman" w:cs="Times New Roman"/>
+          <w:b/>
+          <w:bCs/>
+          <w:sz w:val="24"/>
+          <w:szCs w:val="24"/>
+        </w:rPr>
+        <w:t>historia</w:t>
+      </w:r>
+      <w:proofErr w:type="spellEnd"/>
+      <w:proofErr w:type="gramEnd"/>
+      <w:r>
+        <w:rPr>
+          <w:rFonts w:ascii="Times New Roman" w:hAnsi="Times New Roman" w:cs="Times New Roman"/>
+          <w:b/>
+          <w:bCs/>
+          <w:sz w:val="24"/>
+          <w:szCs w:val="24"/>
+        </w:rPr>
+        <w:t xml:space="preserve"> com foto</w:t>
+      </w:r>
+      <w:r>
+        <w:rPr>
+          <w:rFonts w:ascii="Times New Roman" w:hAnsi="Times New Roman" w:cs="Times New Roman"/>
+          <w:sz w:val="24"/>
+          <w:szCs w:val="24"/>
+        </w:rPr>
+        <w:t xml:space="preserve"> (</w:t>
+      </w:r>
+      <w:r>
+        <w:rPr>
+          <w:rFonts w:ascii="Times New Roman" w:hAnsi="Times New Roman" w:cs="Times New Roman"/>
+          <w:sz w:val="24"/>
+          <w:szCs w:val="24"/>
+        </w:rPr>
+        <w:t>Gemini</w:t>
+      </w:r>
+      <w:r>
+        <w:rPr>
+          <w:rFonts w:ascii="Times New Roman" w:hAnsi="Times New Roman" w:cs="Times New Roman"/>
+          <w:sz w:val="24"/>
+          <w:szCs w:val="24"/>
+        </w:rPr>
+        <w:t xml:space="preserve"> </w:t>
+      </w:r>
+      <w:proofErr w:type="spellStart"/>
+      <w:r>
+        <w:rPr>
+          <w:rFonts w:ascii="Times New Roman" w:hAnsi="Times New Roman" w:cs="Times New Roman"/>
+          <w:sz w:val="24"/>
+          <w:szCs w:val="24"/>
+        </w:rPr>
+        <w:t>StoryBook</w:t>
+      </w:r>
+      <w:proofErr w:type="spellEnd"/>
+      <w:r>
+        <w:rPr>
+          <w:rFonts w:ascii="Times New Roman" w:hAnsi="Times New Roman" w:cs="Times New Roman"/>
+          <w:sz w:val="24"/>
+          <w:szCs w:val="24"/>
+        </w:rPr>
+        <w:t>)</w:t>
+      </w:r>
+    </w:p>
+    <w:p>
+      <w:pPr>
+        <w:jc w:val="both"/>
+        <w:rPr>
+          <w:rFonts w:ascii="Times New Roman" w:hAnsi="Times New Roman" w:cs="Times New Roman"/>
+          <w:sz w:val="24"/>
+          <w:szCs w:val="24"/>
+        </w:rPr>
+      </w:pPr>
+    </w:p>
+    <w:p>
+      <w:pPr>
         <w:jc w:val="both"/>
         <w:rPr>
           <w:rFonts w:ascii="Times New Roman" w:hAnsi="Times New Roman" w:cs="Times New Roman"/>
@@ -5223,7 +5474,6 @@
   <w:style w:type="character" w:default="1" w:styleId="Fontepargpadro">
     <w:name w:val="Default Paragraph Font"/>
     <w:uiPriority w:val="1"/>
-    <w:semiHidden/>
     <w:unhideWhenUsed/>
   </w:style>
   <w:style w:type="table" w:default="1" w:styleId="Tabelanormal">
